--- a/Deep Learning/Module 1/tài liệu thực hành/05_Batch-Norm-Layer-Norm/05_Batch-Norm-Layer-Norm.docx
+++ b/Deep Learning/Module 1/tài liệu thực hành/05_Batch-Norm-Layer-Norm/05_Batch-Norm-Layer-Norm.docx
@@ -333,7 +333,23 @@
           <w:b w:val="0"/>
           <w:i w:val="0"/>
         </w:rPr>
-        <w:t>Cài đặt Batch Normalization và Layer Normalization từ đầu (forward + backward), kiểm chứng bằng gradient checking, rồi dùng cả hai để "cứu" một mạng sâu bị khởi tạo tệ khỏi vanishing/exploding gradient — nối tiếp trực tiếp câu chuyện của bài 03.</w:t>
+        <w:t xml:space="preserve">Cài đặt Batch Normalization và Layer Normalization từ đầu (forward + backward), kiểm chứng bằng gradient checking, rồi dùng cả hai để "cứu" một mạng sâu bị khởi tạo tệ khỏi vanishing/exploding gradient trên dữ liệu </w:t>
+      </w:r>
+      <w:r>
+        <w:rPr>
+          <w:rFonts w:ascii="Calibri" w:hAnsi="Calibri"/>
+          <w:b/>
+          <w:i w:val="0"/>
+        </w:rPr>
+        <w:t>y tế thật</w:t>
+      </w:r>
+      <w:r>
+        <w:rPr>
+          <w:rFonts w:ascii="Calibri" w:hAnsi="Calibri"/>
+          <w:b w:val="0"/>
+          <w:i w:val="0"/>
+        </w:rPr>
+        <w:t xml:space="preserve"> — nối tiếp trực tiếp câu chuyện của bài 03.</w:t>
       </w:r>
     </w:p>
     <w:tbl>
@@ -481,7 +497,7 @@
                 <w:i w:val="0"/>
                 <w:sz w:val="20"/>
               </w:rPr>
-              <w:t>(2, m)</w:t>
+              <w:t>(8, m)</w:t>
             </w:r>
             <w:r>
               <w:rPr>
@@ -489,7 +505,23 @@
                 <w:b w:val="0"/>
                 <w:i w:val="0"/>
               </w:rPr>
-              <w:t xml:space="preserve"> — dataset "circles" giống bài 03.</w:t>
+              <w:t xml:space="preserve"> — 8 đặc trưng từ bộ dữ liệu </w:t>
+            </w:r>
+            <w:r>
+              <w:rPr>
+                <w:rFonts w:ascii="Calibri" w:hAnsi="Calibri"/>
+                <w:b/>
+                <w:i w:val="0"/>
+              </w:rPr>
+              <w:t>Pima Indians Diabetes</w:t>
+            </w:r>
+            <w:r>
+              <w:rPr>
+                <w:rFonts w:ascii="Calibri" w:hAnsi="Calibri"/>
+                <w:b w:val="0"/>
+                <w:i w:val="0"/>
+              </w:rPr>
+              <w:t>, giống bài 03/04.</w:t>
             </w:r>
           </w:p>
         </w:tc>
@@ -574,7 +606,7 @@
                 <w:b w:val="0"/>
                 <w:i w:val="0"/>
               </w:rPr>
-              <w:t xml:space="preserve"> nhị phân, giống bài 03.</w:t>
+              <w:t xml:space="preserve"> nhị phân (0 = không tiểu đường, 1 = tiểu đường).</w:t>
             </w:r>
           </w:p>
         </w:tc>
@@ -608,7 +640,7 @@
                 <w:b w:val="0"/>
                 <w:i w:val="0"/>
               </w:rPr>
-              <w:t>Cài đặt kỹ thuật normalization (không phải thuật toán học có giám sát riêng) + thực nghiệm so sánh trên bài toán phân loại nhị phân sẵn có.</w:t>
+              <w:t>Cài đặt kỹ thuật normalization (không phải thuật toán học có giám sát riêng) + thực nghiệm so sánh trên bài toán phân loại nhị phân thật.</w:t>
             </w:r>
           </w:p>
         </w:tc>
@@ -910,7 +942,7 @@
                 <w:b w:val="0"/>
                 <w:i w:val="0"/>
               </w:rPr>
-              <w:t xml:space="preserve"> (LayerNorm)</w:t>
+              <w:t xml:space="preserve"> (LayerNorm) — không liên quan tới dữ liệu thật, chỉ để kiểm chứng công thức đạo hàm</w:t>
             </w:r>
           </w:p>
         </w:tc>
@@ -945,7 +977,7 @@
                 <w:i w:val="0"/>
                 <w:sz w:val="20"/>
               </w:rPr>
-              <w:t>sklearn.datasets.make_circles(n_samples=300, noise=.05)</w:t>
+              <w:t>data/pima-indians-diabetes.csv</w:t>
             </w:r>
             <w:r>
               <w:rPr>
@@ -953,7 +985,7 @@
                 <w:b w:val="0"/>
                 <w:i w:val="0"/>
               </w:rPr>
-              <w:t xml:space="preserve">, giống hệt bài 03 (dùng lại </w:t>
+              <w:t xml:space="preserve">, đọc qua </w:t>
             </w:r>
             <w:r>
               <w:rPr>
@@ -970,7 +1002,7 @@
                 <w:b w:val="0"/>
                 <w:i w:val="0"/>
               </w:rPr>
-              <w:t>)</w:t>
+              <w:t xml:space="preserve"> — giống hệt cách tiền xử lý ở bài 03/04 (median-impute 5 cột thiếu dữ liệu, chuẩn hóa, chia 80/20 stratify)</w:t>
             </w:r>
           </w:p>
         </w:tc>
@@ -1005,7 +1037,7 @@
                 <w:i w:val="0"/>
                 <w:sz w:val="20"/>
               </w:rPr>
-              <w:t>layers_dims = [2, 20, 20, 20, 20, 1]</w:t>
+              <w:t>layers_dims = [train_X.shape[0], 20, 20, 20, 20, 1] = [8, 20, 20, 20, 20, 1]</w:t>
             </w:r>
             <w:r>
               <w:rPr>
@@ -1504,7 +1536,7 @@
                 <w:b w:val="0"/>
                 <w:i w:val="0"/>
               </w:rPr>
-              <w:t>Decision boundary</w:t>
+              <w:t>Confusion matrix + ROC</w:t>
             </w:r>
           </w:p>
         </w:tc>
@@ -1520,7 +1552,23 @@
                 <w:b w:val="0"/>
                 <w:i w:val="0"/>
               </w:rPr>
-              <w:t>3 subplot decision boundary tương ứng 3 biến thể</w:t>
+              <w:t xml:space="preserve">Lưới 2×3 (hàng trên: confusion matrix, hàng dưới: ROC curve) trên </w:t>
+            </w:r>
+            <w:r>
+              <w:rPr>
+                <w:rFonts w:ascii="Calibri" w:hAnsi="Calibri"/>
+                <w:b/>
+                <w:i w:val="0"/>
+              </w:rPr>
+              <w:t>test set</w:t>
+            </w:r>
+            <w:r>
+              <w:rPr>
+                <w:rFonts w:ascii="Calibri" w:hAnsi="Calibri"/>
+                <w:b w:val="0"/>
+                <w:i w:val="0"/>
+              </w:rPr>
+              <w:t>, 1 cột cho mỗi biến thể — thay cho decision boundary 2D không còn vẽ được với 8 chiều</w:t>
             </w:r>
           </w:p>
         </w:tc>
@@ -1626,7 +1674,7 @@
                 <w:i w:val="0"/>
                 <w:sz w:val="20"/>
               </w:rPr>
-              <w:t>layers_dims = [2, 20, 20, 20, 20, 1]</w:t>
+              <w:t>layers_dims = [8, 20, 20, 20, 20, 1]</w:t>
             </w:r>
           </w:p>
         </w:tc>
@@ -1979,18 +2027,10 @@
       <w:r>
         <w:rPr>
           <w:rFonts w:ascii="Calibri" w:hAnsi="Calibri"/>
-          <w:b/>
-          <w:i w:val="0"/>
-        </w:rPr>
-        <w:t>:</w:t>
-      </w:r>
-      <w:r>
-        <w:rPr>
-          <w:rFonts w:ascii="Calibri" w:hAnsi="Calibri"/>
           <w:b w:val="0"/>
           <w:i w:val="0"/>
         </w:rPr>
-        <w:t xml:space="preserve"> tính </w:t>
+        <w:t xml:space="preserve"> (đã cho sẵn): tính </w:t>
       </w:r>
       <w:r>
         <w:rPr>
@@ -2099,6 +2139,14 @@
       <w:pPr>
         <w:pStyle w:val="ListNumber"/>
       </w:pPr>
+      <w:r>
+        <w:rPr>
+          <w:rFonts w:ascii="Calibri" w:hAnsi="Calibri"/>
+          <w:b/>
+          <w:i w:val="0"/>
+        </w:rPr>
+        <w:t xml:space="preserve">Exercise 1 - </w:t>
+      </w:r>
       <w:r>
         <w:rPr>
           <w:rFonts w:ascii="Consolas" w:hAnsi="Consolas"/>
@@ -2213,35 +2261,10 @@
       <w:r>
         <w:rPr>
           <w:rFonts w:ascii="Calibri" w:hAnsi="Calibri"/>
-          <w:b/>
-          <w:i w:val="0"/>
-        </w:rPr>
-        <w:t>/</w:t>
-      </w:r>
-      <w:r>
-        <w:rPr>
-          <w:rFonts w:ascii="Consolas" w:hAnsi="Consolas"/>
-          <w:b/>
-          <w:i w:val="0"/>
-          <w:sz w:val="20"/>
-        </w:rPr>
-        <w:t>backward</w:t>
-      </w:r>
-      <w:r>
-        <w:rPr>
-          <w:rFonts w:ascii="Calibri" w:hAnsi="Calibri"/>
-          <w:b/>
-          <w:i w:val="0"/>
-        </w:rPr>
-        <w:t>:</w:t>
-      </w:r>
-      <w:r>
-        <w:rPr>
-          <w:rFonts w:ascii="Calibri" w:hAnsi="Calibri"/>
           <w:b w:val="0"/>
           <w:i w:val="0"/>
         </w:rPr>
-        <w:t xml:space="preserve"> giống hệt BatchNorm nhưng đổi </w:t>
+        <w:t xml:space="preserve"> (đã cho sẵn): giống hệt BatchNorm nhưng đổi </w:t>
       </w:r>
       <w:r>
         <w:rPr>
@@ -2288,7 +2311,24 @@
           <w:b/>
           <w:i w:val="0"/>
         </w:rPr>
-        <w:t>Gradient check LayerNorm:</w:t>
+        <w:t xml:space="preserve">Exercise 2 - </w:t>
+      </w:r>
+      <w:r>
+        <w:rPr>
+          <w:rFonts w:ascii="Consolas" w:hAnsi="Consolas"/>
+          <w:b/>
+          <w:i w:val="0"/>
+          <w:sz w:val="20"/>
+        </w:rPr>
+        <w:t>layernorm_backward</w:t>
+      </w:r>
+      <w:r>
+        <w:rPr>
+          <w:rFonts w:ascii="Calibri" w:hAnsi="Calibri"/>
+          <w:b/>
+          <w:i w:val="0"/>
+        </w:rPr>
+        <w:t>:</w:t>
       </w:r>
       <w:r>
         <w:rPr>
@@ -2296,7 +2336,7 @@
           <w:b w:val="0"/>
           <w:i w:val="0"/>
         </w:rPr>
-        <w:t xml:space="preserve"> tương tự bước 4.</w:t>
+        <w:t xml:space="preserve"> tương tự Exercise 1 nhưng đổi trục, tự kiểm chứng bằng gradient check.</w:t>
       </w:r>
     </w:p>
     <w:p>
@@ -2645,7 +2685,7 @@
           <w:b/>
           <w:i w:val="0"/>
         </w:rPr>
-        <w:t>Vẽ gradient flow, cost curve, decision boundary</w:t>
+        <w:t>Vẽ gradient flow, cost curve</w:t>
       </w:r>
       <w:r>
         <w:rPr>
@@ -2654,6 +2694,44 @@
           <w:i w:val="0"/>
         </w:rPr>
         <w:t xml:space="preserve"> cho cả 3 biến thể trên cùng bộ trục để so sánh trực tiếp.</w:t>
+      </w:r>
+    </w:p>
+    <w:p>
+      <w:pPr>
+        <w:pStyle w:val="ListNumber"/>
+      </w:pPr>
+      <w:r>
+        <w:rPr>
+          <w:rFonts w:ascii="Calibri" w:hAnsi="Calibri"/>
+          <w:b/>
+          <w:i w:val="0"/>
+        </w:rPr>
+        <w:t>Đánh giá trên test set:</w:t>
+      </w:r>
+      <w:r>
+        <w:rPr>
+          <w:rFonts w:ascii="Calibri" w:hAnsi="Calibri"/>
+          <w:b w:val="0"/>
+          <w:i w:val="0"/>
+        </w:rPr>
+        <w:t xml:space="preserve"> </w:t>
+      </w:r>
+      <w:r>
+        <w:rPr>
+          <w:rFonts w:ascii="Consolas" w:hAnsi="Consolas"/>
+          <w:b w:val="0"/>
+          <w:i w:val="0"/>
+          <w:sz w:val="20"/>
+        </w:rPr>
+        <w:t>evaluate_classification</w:t>
+      </w:r>
+      <w:r>
+        <w:rPr>
+          <w:rFonts w:ascii="Calibri" w:hAnsi="Calibri"/>
+          <w:b w:val="0"/>
+          <w:i w:val="0"/>
+        </w:rPr>
+        <w:t xml:space="preserve"> cho từng biến thể, vẽ lưới confusion matrix + ROC curve.</w:t>
       </w:r>
     </w:p>
     <w:p>
@@ -2735,7 +2813,7 @@
           <w:b w:val="0"/>
           <w:i w:val="0"/>
         </w:rPr>
-        <w:t xml:space="preserve"> (tương đương đoán ngẫu nhiên), </w:t>
+        <w:t xml:space="preserve"> (đúng bằng baseline đoán lớp đa số), </w:t>
       </w:r>
       <w:r>
         <w:rPr>
@@ -2752,7 +2830,23 @@
           <w:b w:val="0"/>
           <w:i w:val="0"/>
         </w:rPr>
-        <w:t xml:space="preserve"> nổ mạnh (~10⁴) ngay iteration đầu rồi chết về 0 (dead ReLU) và nằm yên suốt phần còn lại.</w:t>
+        <w:t xml:space="preserve"> nổ mạnh ngay iteration đầu rồi chết về 0 (dead ReLU) và nằm yên suốt phần còn lại; test set: Accuracy ~65%, </w:t>
+      </w:r>
+      <w:r>
+        <w:rPr>
+          <w:rFonts w:ascii="Calibri" w:hAnsi="Calibri"/>
+          <w:b/>
+          <w:i w:val="0"/>
+        </w:rPr>
+        <w:t>Precision = Recall = 0, AUC = 0.5</w:t>
+      </w:r>
+      <w:r>
+        <w:rPr>
+          <w:rFonts w:ascii="Calibri" w:hAnsi="Calibri"/>
+          <w:b w:val="0"/>
+          <w:i w:val="0"/>
+        </w:rPr>
+        <w:t xml:space="preserve"> (không phân biệt được lớp nào cả).</w:t>
       </w:r>
     </w:p>
     <w:p>
@@ -2774,24 +2868,7 @@
           <w:b w:val="0"/>
           <w:i w:val="0"/>
         </w:rPr>
-        <w:t xml:space="preserve">: cost giảm xuống ~0.001; </w:t>
-      </w:r>
-      <w:r>
-        <w:rPr>
-          <w:rFonts w:ascii="Consolas" w:hAnsi="Consolas"/>
-          <w:b w:val="0"/>
-          <w:i w:val="0"/>
-          <w:sz w:val="20"/>
-        </w:rPr>
-        <w:t>\|\|dW\|\|</w:t>
-      </w:r>
-      <w:r>
-        <w:rPr>
-          <w:rFonts w:ascii="Calibri" w:hAnsi="Calibri"/>
-          <w:b w:val="0"/>
-          <w:i w:val="0"/>
-        </w:rPr>
-        <w:t xml:space="preserve"> ổn định trong một dải hợp lý suốt quá trình train.</w:t>
+        <w:t>: cost giảm xuống ~0.11; test Accuracy ~61%, Precision/Recall khiêm tốn nhưng khác 0, AUC ~0.65.</w:t>
       </w:r>
     </w:p>
     <w:p>
@@ -2813,24 +2890,7 @@
           <w:b w:val="0"/>
           <w:i w:val="0"/>
         </w:rPr>
-        <w:t xml:space="preserve">: cost giảm xuống ~0.04; </w:t>
-      </w:r>
-      <w:r>
-        <w:rPr>
-          <w:rFonts w:ascii="Consolas" w:hAnsi="Consolas"/>
-          <w:b w:val="0"/>
-          <w:i w:val="0"/>
-          <w:sz w:val="20"/>
-        </w:rPr>
-        <w:t>\|\|dW\|\|</w:t>
-      </w:r>
-      <w:r>
-        <w:rPr>
-          <w:rFonts w:ascii="Calibri" w:hAnsi="Calibri"/>
-          <w:b w:val="0"/>
-          <w:i w:val="0"/>
-        </w:rPr>
-        <w:t xml:space="preserve"> cũng ổn định, không nổ/không biến mất, tuy động lực hội tụ khác BN đôi chút.</w:t>
+        <w:t>: cost giảm xuống ~0.31; test Accuracy ~69%, AUC ~0.74 — tốt nhất trong 3 biến thể ở cấu hình này.</w:t>
       </w:r>
     </w:p>
     <w:p>
@@ -2843,7 +2903,7 @@
           <w:b w:val="0"/>
           <w:i w:val="0"/>
         </w:rPr>
-        <w:t xml:space="preserve">Decision boundary: </w:t>
+        <w:t xml:space="preserve">Điểm mấu chốt cần nhận ra: cả BN và LN đều "cứu" được mạng khỏi trạng thái hoàn toàn không học (AUC=0.5 của </w:t>
       </w:r>
       <w:r>
         <w:rPr>
@@ -2860,41 +2920,7 @@
           <w:b w:val="0"/>
           <w:i w:val="0"/>
         </w:rPr>
-        <w:t xml:space="preserve"> tô một màu đồng nhất toàn bộ mặt phẳng; </w:t>
-      </w:r>
-      <w:r>
-        <w:rPr>
-          <w:rFonts w:ascii="Consolas" w:hAnsi="Consolas"/>
-          <w:b w:val="0"/>
-          <w:i w:val="0"/>
-          <w:sz w:val="20"/>
-        </w:rPr>
-        <w:t>batchnorm</w:t>
-      </w:r>
-      <w:r>
-        <w:rPr>
-          <w:rFonts w:ascii="Calibri" w:hAnsi="Calibri"/>
-          <w:b w:val="0"/>
-          <w:i w:val="0"/>
-        </w:rPr>
-        <w:t xml:space="preserve"> và </w:t>
-      </w:r>
-      <w:r>
-        <w:rPr>
-          <w:rFonts w:ascii="Consolas" w:hAnsi="Consolas"/>
-          <w:b w:val="0"/>
-          <w:i w:val="0"/>
-          <w:sz w:val="20"/>
-        </w:rPr>
-        <w:t>layernorm</w:t>
-      </w:r>
-      <w:r>
-        <w:rPr>
-          <w:rFonts w:ascii="Calibri" w:hAnsi="Calibri"/>
-          <w:b w:val="0"/>
-          <w:i w:val="0"/>
-        </w:rPr>
-        <w:t xml:space="preserve"> đều vẽ được đường biên gần đúng hình vành khăn của dữ liệu.</w:t>
+        <w:t>), dù kết quả cuối cùng khác nhau.</w:t>
       </w:r>
     </w:p>
     <w:p>
@@ -3051,7 +3077,7 @@
           <w:b w:val="0"/>
           <w:i w:val="0"/>
         </w:rPr>
-        <w:t xml:space="preserve"> (giữ nguyên 3000 iteration), so sánh cost cuối cùng — optimizer/normalization nào cũng cần tinh chỉnh hyperparameter riêng, không phải lúc nào "một cấu hình dùng chung" cũng là tối ưu.</w:t>
+        <w:t xml:space="preserve"> (giữ nguyên 3000 iteration), so sánh cost/AUC cuối cùng — optimizer/normalization nào cũng cần tinh chỉnh hyperparameter riêng, không phải lúc nào "một cấu hình dùng chung" cũng là tối ưu.</w:t>
       </w:r>
     </w:p>
     <w:p>
@@ -3106,7 +3132,7 @@
           <w:b w:val="0"/>
           <w:i w:val="0"/>
         </w:rPr>
-        <w:t xml:space="preserve"> ngay trước lớp Sigmoid cuối cùng (bài gốc chỉ chuẩn hoá hidden layer) — quan sát cost/accuracy có thay đổi không, giải thích tại sao thực hành chuẩn thường </w:t>
+        <w:t xml:space="preserve"> ngay trước lớp Sigmoid cuối cùng (bài gốc chỉ chuẩn hoá hidden layer) — quan sát cost/AUC có thay đổi không, giải thích tại sao thực hành chuẩn thường </w:t>
       </w:r>
       <w:r>
         <w:rPr>
@@ -3123,6 +3149,78 @@
           <w:i w:val="0"/>
         </w:rPr>
         <w:t xml:space="preserve"> chuẩn hoá layer output.</w:t>
+      </w:r>
+    </w:p>
+    <w:p>
+      <w:pPr>
+        <w:pStyle w:val="ListNumber"/>
+      </w:pPr>
+      <w:r>
+        <w:rPr>
+          <w:rFonts w:ascii="Calibri" w:hAnsi="Calibri"/>
+          <w:b/>
+          <w:i w:val="0"/>
+        </w:rPr>
+        <w:t>So sánh với bài 03:</w:t>
+      </w:r>
+      <w:r>
+        <w:rPr>
+          <w:rFonts w:ascii="Calibri" w:hAnsi="Calibri"/>
+          <w:b w:val="0"/>
+          <w:i w:val="0"/>
+        </w:rPr>
+        <w:t xml:space="preserve"> kiến trúc bài này sâu hơn hẳn (5 lớp so với 3 lớp) và khởi tạo tệ hơn (</w:t>
+      </w:r>
+      <w:r>
+        <w:rPr>
+          <w:rFonts w:ascii="Consolas" w:hAnsi="Consolas"/>
+          <w:b w:val="0"/>
+          <w:i w:val="0"/>
+          <w:sz w:val="20"/>
+        </w:rPr>
+        <w:t>*4</w:t>
+      </w:r>
+      <w:r>
+        <w:rPr>
+          <w:rFonts w:ascii="Calibri" w:hAnsi="Calibri"/>
+          <w:b w:val="0"/>
+          <w:i w:val="0"/>
+        </w:rPr>
+        <w:t xml:space="preserve"> so với </w:t>
+      </w:r>
+      <w:r>
+        <w:rPr>
+          <w:rFonts w:ascii="Consolas" w:hAnsi="Consolas"/>
+          <w:b w:val="0"/>
+          <w:i w:val="0"/>
+          <w:sz w:val="20"/>
+        </w:rPr>
+        <w:t>*10</w:t>
+      </w:r>
+      <w:r>
+        <w:rPr>
+          <w:rFonts w:ascii="Calibri" w:hAnsi="Calibri"/>
+          <w:b w:val="0"/>
+          <w:i w:val="0"/>
+        </w:rPr>
+        <w:t xml:space="preserve"> áp cho toàn 3 lớp) — thử áp He initialization (bài 03) thay vì </w:t>
+      </w:r>
+      <w:r>
+        <w:rPr>
+          <w:rFonts w:ascii="Consolas" w:hAnsi="Consolas"/>
+          <w:b w:val="0"/>
+          <w:i w:val="0"/>
+          <w:sz w:val="20"/>
+        </w:rPr>
+        <w:t>random_bad</w:t>
+      </w:r>
+      <w:r>
+        <w:rPr>
+          <w:rFonts w:ascii="Calibri" w:hAnsi="Calibri"/>
+          <w:b w:val="0"/>
+          <w:i w:val="0"/>
+        </w:rPr>
+        <w:t xml:space="preserve"> cho kiến trúc 5 lớp này, so sánh với việc dùng BatchNorm/LayerNorm: hai hướng tiếp cận nào hiệu quả hơn ở đây?</w:t>
       </w:r>
     </w:p>
     <w:p>
@@ -3302,6 +3400,42 @@
           </w:p>
         </w:tc>
       </w:tr>
+      <w:tr>
+        <w:tc>
+          <w:tcPr>
+            <w:tcW w:type="dxa" w:w="4873"/>
+          </w:tcPr>
+          <w:p>
+            <w:r/>
+            <w:r>
+              <w:rPr>
+                <w:rFonts w:ascii="Calibri" w:hAnsi="Calibri"/>
+                <w:b w:val="0"/>
+                <w:i w:val="0"/>
+              </w:rPr>
+              <w:t>Pima Indians Diabetes Dataset (nguồn gốc)</w:t>
+            </w:r>
+          </w:p>
+        </w:tc>
+        <w:tc>
+          <w:tcPr>
+            <w:tcW w:type="dxa" w:w="4873"/>
+          </w:tcPr>
+          <w:p>
+            <w:r/>
+            <w:hyperlink r:id="rId12">
+              <w:r>
+                <w:rPr>
+                  <w:rFonts w:ascii="Calibri" w:hAnsi="Calibri"/>
+                  <w:color w:val="0563C1"/>
+                  <w:u w:val="single"/>
+                </w:rPr>
+                <w:t>https://www.kaggle.com/datasets/uciml/pima-indians-diabetes-database</w:t>
+              </w:r>
+            </w:hyperlink>
+          </w:p>
+        </w:tc>
+      </w:tr>
     </w:tbl>
     <w:p/>
     <w:p>
@@ -3340,7 +3474,23 @@
           <w:b w:val="0"/>
           <w:i w:val="0"/>
         </w:rPr>
-        <w:t xml:space="preserve">Dữ liệu là bộ "circles" tổng hợp bằng </w:t>
+        <w:t xml:space="preserve">Dữ liệu là </w:t>
+      </w:r>
+      <w:r>
+        <w:rPr>
+          <w:rFonts w:ascii="Calibri" w:hAnsi="Calibri"/>
+          <w:b/>
+          <w:i w:val="0"/>
+        </w:rPr>
+        <w:t>Pima Indians Diabetes thật</w:t>
+      </w:r>
+      <w:r>
+        <w:rPr>
+          <w:rFonts w:ascii="Calibri" w:hAnsi="Calibri"/>
+          <w:b w:val="0"/>
+          <w:i w:val="0"/>
+        </w:rPr>
+        <w:t xml:space="preserve"> (phần demo huấn luyện) — tập train/test tách rõ trong </w:t>
       </w:r>
       <w:r>
         <w:rPr>
@@ -3349,7 +3499,7 @@
           <w:i w:val="0"/>
           <w:sz w:val="20"/>
         </w:rPr>
-        <w:t>sklearn.datasets.make_circles</w:t>
+        <w:t>load_dataset()</w:t>
       </w:r>
       <w:r>
         <w:rPr>
@@ -3357,20 +3507,7 @@
           <w:b w:val="0"/>
           <w:i w:val="0"/>
         </w:rPr>
-        <w:t xml:space="preserve"> (seed cố định, không phải dữ liệu thật) → không có rủi ro data leakage.</w:t>
-      </w:r>
-    </w:p>
-    <w:p>
-      <w:pPr>
-        <w:pStyle w:val="ListBullet"/>
-      </w:pPr>
-      <w:r>
-        <w:rPr>
-          <w:rFonts w:ascii="Calibri" w:hAnsi="Calibri"/>
-          <w:b w:val="0"/>
-          <w:i w:val="0"/>
-        </w:rPr>
-        <w:t xml:space="preserve">Notebook này không thuộc bài tập gốc Coursera nên không có phần "fill in the blank" — nếu muốn giao cho học viên tự làm, có thể ẩn phần code trong </w:t>
+        <w:t xml:space="preserve"> (kèm </w:t>
       </w:r>
       <w:r>
         <w:rPr>
@@ -3379,7 +3516,7 @@
           <w:i w:val="0"/>
           <w:sz w:val="20"/>
         </w:rPr>
-        <w:t>batchnorm_backward</w:t>
+        <w:t>stratify</w:t>
       </w:r>
       <w:r>
         <w:rPr>
@@ -3387,24 +3524,7 @@
           <w:b w:val="0"/>
           <w:i w:val="0"/>
         </w:rPr>
-        <w:t>/</w:t>
-      </w:r>
-      <w:r>
-        <w:rPr>
-          <w:rFonts w:ascii="Consolas" w:hAnsi="Consolas"/>
-          <w:b w:val="0"/>
-          <w:i w:val="0"/>
-          <w:sz w:val="20"/>
-        </w:rPr>
-        <w:t>layernorm_backward</w:t>
-      </w:r>
-      <w:r>
-        <w:rPr>
-          <w:rFonts w:ascii="Calibri" w:hAnsi="Calibri"/>
-          <w:b w:val="0"/>
-          <w:i w:val="0"/>
-        </w:rPr>
-        <w:t xml:space="preserve"> và yêu cầu tự cài lại, dùng gradient check có sẵn để tự chấm.</w:t>
+        <w:t>), tiền xử lý chỉ fit trên train → không có rủi ro data leakage. Riêng 2 cell gradient check vẫn dùng dữ liệu ngẫu nhiên cố định (không liên quan dữ liệu thật), đúng mục đích kiểm chứng công thức đạo hàm.</w:t>
       </w:r>
     </w:p>
     <w:p>
